--- a/Final answer.docx
+++ b/Final answer.docx
@@ -23,14 +23,11 @@
     </w:p>
     <w:p>
       <w:r>
-        <w:rPr>
-          <w:noProof/>
-        </w:rPr>
         <w:drawing>
-          <wp:inline distT="0" distB="0" distL="0" distR="0" wp14:anchorId="456719EC" wp14:editId="4E0E59AC">
-            <wp:extent cx="5943600" cy="3241675"/>
+          <wp:inline distT="0" distB="0" distL="0" distR="0" wp14:anchorId="59480C07" wp14:editId="5A978A76">
+            <wp:extent cx="5943600" cy="4457700"/>
             <wp:effectExtent l="0" t="0" r="0" b="0"/>
-            <wp:docPr id="670757253" name="Picture 1" descr="A graph of a graph&#10;&#10;AI-generated content may be incorrect."/>
+            <wp:docPr id="226409851" name="Picture 6" descr="A graph of a number of years&#10;&#10;AI-generated content may be incorrect."/>
             <wp:cNvGraphicFramePr>
               <a:graphicFrameLocks xmlns:a="http://schemas.openxmlformats.org/drawingml/2006/main" noChangeAspect="1"/>
             </wp:cNvGraphicFramePr>
@@ -38,23 +35,36 @@
               <a:graphicData uri="http://schemas.openxmlformats.org/drawingml/2006/picture">
                 <pic:pic xmlns:pic="http://schemas.openxmlformats.org/drawingml/2006/picture">
                   <pic:nvPicPr>
-                    <pic:cNvPr id="670757253" name="Picture 1" descr="A graph of a graph&#10;&#10;AI-generated content may be incorrect."/>
-                    <pic:cNvPicPr/>
+                    <pic:cNvPr id="226409851" name="Picture 6" descr="A graph of a number of years&#10;&#10;AI-generated content may be incorrect."/>
+                    <pic:cNvPicPr>
+                      <a:picLocks noChangeAspect="1" noChangeArrowheads="1"/>
+                    </pic:cNvPicPr>
                   </pic:nvPicPr>
                   <pic:blipFill>
-                    <a:blip r:embed="rId4"/>
+                    <a:blip r:embed="rId4" cstate="print">
+                      <a:extLst>
+                        <a:ext uri="{28A0092B-C50C-407E-A947-70E740481C1C}">
+                          <a14:useLocalDpi xmlns:a14="http://schemas.microsoft.com/office/drawing/2010/main" val="0"/>
+                        </a:ext>
+                      </a:extLst>
+                    </a:blip>
+                    <a:srcRect/>
                     <a:stretch>
                       <a:fillRect/>
                     </a:stretch>
                   </pic:blipFill>
-                  <pic:spPr>
+                  <pic:spPr bwMode="auto">
                     <a:xfrm>
                       <a:off x="0" y="0"/>
-                      <a:ext cx="5943600" cy="3241675"/>
+                      <a:ext cx="5943600" cy="4457700"/>
                     </a:xfrm>
                     <a:prstGeom prst="rect">
                       <a:avLst/>
                     </a:prstGeom>
+                    <a:noFill/>
+                    <a:ln>
+                      <a:noFill/>
+                    </a:ln>
                   </pic:spPr>
                 </pic:pic>
               </a:graphicData>
@@ -63,6 +73,7 @@
         </w:drawing>
       </w:r>
     </w:p>
+    <w:p/>
     <w:p>
       <w:r>
         <w:rPr>
@@ -157,6 +168,7 @@
     </w:p>
     <w:p>
       <w:r>
+        <w:lastRenderedPageBreak/>
         <w:br/>
       </w:r>
       <w:r>
@@ -179,14 +191,11 @@
         <w:br/>
       </w:r>
       <w:r>
-        <w:rPr>
-          <w:noProof/>
-        </w:rPr>
         <w:drawing>
-          <wp:inline distT="0" distB="0" distL="0" distR="0" wp14:anchorId="3CC8A08A" wp14:editId="2EC26450">
-            <wp:extent cx="5943600" cy="3241675"/>
+          <wp:inline distT="0" distB="0" distL="0" distR="0" wp14:anchorId="6544DC25" wp14:editId="1BD37CFD">
+            <wp:extent cx="5943600" cy="4457700"/>
             <wp:effectExtent l="0" t="0" r="0" b="0"/>
-            <wp:docPr id="894758406" name="Picture 1" descr="A graph of slugging lines&#10;&#10;AI-generated content may be incorrect."/>
+            <wp:docPr id="1671643219" name="Picture 2" descr="A graph of a number of slugging percentages&#10;&#10;AI-generated content may be incorrect."/>
             <wp:cNvGraphicFramePr>
               <a:graphicFrameLocks xmlns:a="http://schemas.openxmlformats.org/drawingml/2006/main" noChangeAspect="1"/>
             </wp:cNvGraphicFramePr>
@@ -194,23 +203,36 @@
               <a:graphicData uri="http://schemas.openxmlformats.org/drawingml/2006/picture">
                 <pic:pic xmlns:pic="http://schemas.openxmlformats.org/drawingml/2006/picture">
                   <pic:nvPicPr>
-                    <pic:cNvPr id="894758406" name="Picture 1" descr="A graph of slugging lines&#10;&#10;AI-generated content may be incorrect."/>
-                    <pic:cNvPicPr/>
+                    <pic:cNvPr id="1671643219" name="Picture 2" descr="A graph of a number of slugging percentages&#10;&#10;AI-generated content may be incorrect."/>
+                    <pic:cNvPicPr>
+                      <a:picLocks noChangeAspect="1" noChangeArrowheads="1"/>
+                    </pic:cNvPicPr>
                   </pic:nvPicPr>
                   <pic:blipFill>
-                    <a:blip r:embed="rId6"/>
+                    <a:blip r:embed="rId6" cstate="print">
+                      <a:extLst>
+                        <a:ext uri="{28A0092B-C50C-407E-A947-70E740481C1C}">
+                          <a14:useLocalDpi xmlns:a14="http://schemas.microsoft.com/office/drawing/2010/main" val="0"/>
+                        </a:ext>
+                      </a:extLst>
+                    </a:blip>
+                    <a:srcRect/>
                     <a:stretch>
                       <a:fillRect/>
                     </a:stretch>
                   </pic:blipFill>
-                  <pic:spPr>
+                  <pic:spPr bwMode="auto">
                     <a:xfrm>
                       <a:off x="0" y="0"/>
-                      <a:ext cx="5943600" cy="3241675"/>
+                      <a:ext cx="5943600" cy="4457700"/>
                     </a:xfrm>
                     <a:prstGeom prst="rect">
                       <a:avLst/>
                     </a:prstGeom>
+                    <a:noFill/>
+                    <a:ln>
+                      <a:noFill/>
+                    </a:ln>
                   </pic:spPr>
                 </pic:pic>
               </a:graphicData>
@@ -219,6 +241,7 @@
         </w:drawing>
       </w:r>
     </w:p>
+    <w:p/>
     <w:p>
       <w:pPr>
         <w:rPr>
@@ -231,7 +254,6 @@
           <w:b/>
           <w:bCs/>
         </w:rPr>
-        <w:lastRenderedPageBreak/>
         <w:t>Slugging Percentage Trends</w:t>
       </w:r>
     </w:p>
@@ -255,17 +277,29 @@
         <w:t xml:space="preserve"> rule</w:t>
       </w:r>
       <w:r>
-        <w:t xml:space="preserve"> in 2020, the gap between the leagues closed, showing how the rule change equalized offensive environments.</w:t>
+        <w:t xml:space="preserve"> in 2020, the gap between the leagues closed, showing how the rule </w:t>
+      </w:r>
+      <w:proofErr w:type="gramStart"/>
+      <w:r>
+        <w:t>change</w:t>
+      </w:r>
+      <w:proofErr w:type="gramEnd"/>
+      <w:r>
+        <w:t xml:space="preserve"> equalized offensive environments.</w:t>
       </w:r>
     </w:p>
     <w:p>
       <w:r>
+        <w:lastRenderedPageBreak/>
         <w:t>Head of the final table for this graph:</w:t>
       </w:r>
       <w:r>
         <w:br/>
       </w:r>
       <w:r>
+        <w:rPr>
+          <w:noProof/>
+        </w:rPr>
         <w:drawing>
           <wp:inline distT="0" distB="0" distL="0" distR="0" wp14:anchorId="3AAFD3A9" wp14:editId="536D4F4E">
             <wp:extent cx="4491318" cy="5229315"/>
@@ -916,7 +950,6 @@
   <w:style w:type="character" w:default="1" w:styleId="DefaultParagraphFont">
     <w:name w:val="Default Paragraph Font"/>
     <w:uiPriority w:val="1"/>
-    <w:semiHidden/>
     <w:unhideWhenUsed/>
   </w:style>
   <w:style w:type="table" w:default="1" w:styleId="TableNormal">
@@ -1228,6 +1261,17 @@
       <w:smallCaps/>
       <w:color w:val="0F4761" w:themeColor="accent1" w:themeShade="BF"/>
       <w:spacing w:val="5"/>
+    </w:rPr>
+  </w:style>
+  <w:style w:type="paragraph" w:styleId="NormalWeb">
+    <w:name w:val="Normal (Web)"/>
+    <w:basedOn w:val="Normal"/>
+    <w:uiPriority w:val="99"/>
+    <w:semiHidden/>
+    <w:unhideWhenUsed/>
+    <w:rsid w:val="00922573"/>
+    <w:rPr>
+      <w:rFonts w:ascii="Times New Roman" w:hAnsi="Times New Roman" w:cs="Times New Roman"/>
     </w:rPr>
   </w:style>
 </w:styles>
